--- a/Cybercecurity/Progetto-studio-di-rete/Relazione_Rete_Theta.docx
+++ b/Cybercecurity/Progetto-studio-di-rete/Relazione_Rete_Theta.docx
@@ -425,16 +425,15 @@
         <w:rPr/>
       </w:pPr>
       <w:r>
-        <w:rPr/>
         <w:t xml:space="preserve">                                 </w:t>
       </w:r>
       <w:r>
         <w:rPr/>
         <w:drawing xmlns:mc="http://schemas.openxmlformats.org/markup-compatibility/2006">
-          <wp:inline>
+          <wp:inline distT="0" distB="0" distL="0" distR="0">
             <wp:extent cx="4628515" cy="2872740"/>
             <wp:effectExtent l="0" t="0" r="0" b="0"/>
-            <wp:docPr id="72" name="Picture 72"/>
+            <wp:docPr id="91" name="Picture 72"/>
             <wp:cNvGraphicFramePr>
               <a:graphicFrameLocks xmlns:a="http://schemas.openxmlformats.org/drawingml/2006/main" noChangeAspect="1"/>
             </wp:cNvGraphicFramePr>
@@ -442,13 +441,13 @@
               <a:graphicData uri="http://schemas.openxmlformats.org/drawingml/2006/picture">
                 <pic:pic xmlns:pic="http://schemas.openxmlformats.org/drawingml/2006/picture">
                   <pic:nvPicPr>
-                    <pic:cNvPr id="5" name=""/>
+                    <pic:cNvPr id="72" name="Picture 72"/>
                     <pic:cNvPicPr>
                       <a:picLocks noGrp="0" noSelect="0" noChangeAspect="1" noMove="0"/>
                     </pic:cNvPicPr>
                   </pic:nvPicPr>
                   <pic:blipFill>
-                    <a:blip r:embed="rId95"/>
+                    <a:blip r:embed="rId114"/>
                     <a:srcRect/>
                     <a:stretch>
                       <a:fillRect/>
@@ -486,10 +485,10 @@
       <w:r>
         <w:rPr/>
         <w:drawing xmlns:mc="http://schemas.openxmlformats.org/markup-compatibility/2006">
-          <wp:inline>
+          <wp:inline distT="0" distB="0" distL="0" distR="0">
             <wp:extent cx="3309620" cy="3497580"/>
             <wp:effectExtent l="0" t="0" r="0" b="0"/>
-            <wp:docPr id="73" name="Picture 73"/>
+            <wp:docPr id="92" name="Picture 73"/>
             <wp:cNvGraphicFramePr>
               <a:graphicFrameLocks xmlns:a="http://schemas.openxmlformats.org/drawingml/2006/main" noChangeAspect="1"/>
             </wp:cNvGraphicFramePr>
@@ -497,13 +496,13 @@
               <a:graphicData uri="http://schemas.openxmlformats.org/drawingml/2006/picture">
                 <pic:pic xmlns:pic="http://schemas.openxmlformats.org/drawingml/2006/picture">
                   <pic:nvPicPr>
-                    <pic:cNvPr id="6" name=""/>
+                    <pic:cNvPr id="73" name="Picture 73"/>
                     <pic:cNvPicPr>
                       <a:picLocks noGrp="0" noSelect="0" noChangeAspect="1" noMove="0"/>
                     </pic:cNvPicPr>
                   </pic:nvPicPr>
                   <pic:blipFill>
-                    <a:blip r:embed="rId96"/>
+                    <a:blip r:embed="rId115"/>
                     <a:srcRect/>
                     <a:stretch>
                       <a:fillRect/>
@@ -1327,17 +1326,21 @@
     </w:p>
     <w:p>
       <w:pPr>
-        <w:spacing w:before="120" w:beforeAutospacing="0" w:after="80" w:afterAutospacing="0"/>
-        <w:jc w:val="both"/>
-        <w:rPr/>
-      </w:pPr>
+        <w:spacing w:beforeAutospacing="0" w:after="160" w:afterAutospacing="0"/>
+        <w:jc w:val="both"/>
+        <w:rPr/>
+      </w:pPr>
+      <w:r>
+        <w:rPr/>
+        <w:t xml:space="preserve">                                         </w:t>
+      </w:r>
       <w:r>
         <w:rPr/>
         <w:drawing xmlns:mc="http://schemas.openxmlformats.org/markup-compatibility/2006">
-          <wp:inline distT="0" distB="0" distL="0" distR="0">
-            <wp:extent cx="4541520" cy="1870710"/>
+          <wp:inline>
+            <wp:extent cx="3274695" cy="708660"/>
             <wp:effectExtent l="0" t="0" r="0" b="0"/>
-            <wp:docPr id="74" name="Picture 4"/>
+            <wp:docPr id="93" name="Picture 93"/>
             <wp:cNvGraphicFramePr>
               <a:graphicFrameLocks xmlns:a="http://schemas.openxmlformats.org/drawingml/2006/main" noChangeAspect="1"/>
             </wp:cNvGraphicFramePr>
@@ -1345,13 +1348,13 @@
               <a:graphicData uri="http://schemas.openxmlformats.org/drawingml/2006/picture">
                 <pic:pic xmlns:pic="http://schemas.openxmlformats.org/drawingml/2006/picture">
                   <pic:nvPicPr>
-                    <pic:cNvPr id="55" name="Picture 4"/>
+                    <pic:cNvPr id="2" name=""/>
                     <pic:cNvPicPr>
-                      <a:picLocks noChangeAspect="1" noChangeArrowheads="1"/>
+                      <a:picLocks noGrp="0" noSelect="0" noChangeAspect="1" noMove="0"/>
                     </pic:cNvPicPr>
                   </pic:nvPicPr>
                   <pic:blipFill>
-                    <a:blip r:embed="rId97"/>
+                    <a:blip r:embed="rId116"/>
                     <a:srcRect/>
                     <a:stretch>
                       <a:fillRect/>
@@ -1360,7 +1363,7 @@
                   <pic:spPr>
                     <a:xfrm>
                       <a:off x="0" y="0"/>
-                      <a:ext cx="4541520" cy="1870710"/>
+                      <a:ext cx="3274695" cy="708660"/>
                     </a:xfrm>
                     <a:prstGeom prst="rect">
                       <a:avLst/>
@@ -1375,85 +1378,24 @@
     </w:p>
     <w:p>
       <w:pPr>
-        <w:pStyle w:val="Heading1"/>
-        <w:jc w:val="both"/>
-        <w:rPr/>
-      </w:pPr>
-      <w:r>
-        <w:t>6. Test della rete</w:t>
-      </w:r>
-    </w:p>
-    <w:p>
-      <w:pPr>
-        <w:spacing w:beforeAutospacing="0" w:after="160" w:afterAutospacing="0"/>
-        <w:jc w:val="both"/>
-        <w:rPr/>
-      </w:pPr>
-      <w:r>
-        <w:rPr>
-          <w:b w:val="off"/>
-          <w:bCs w:val="off"/>
-          <w:i w:val="off"/>
-          <w:iCs w:val="off"/>
-        </w:rPr>
-        <w:t>Per verificare il corretto funzionamento della rete sono stati eseguiti due test con il comando ping dal PC del piano terra.</w:t>
-      </w:r>
-    </w:p>
-    <w:p>
-      <w:pPr>
-        <w:pStyle w:val="Heading2"/>
-        <w:jc w:val="both"/>
-        <w:rPr/>
-      </w:pPr>
-      <w:r>
-        <w:t>6.1 Test verso il router centrale</w:t>
-      </w:r>
-    </w:p>
-    <w:p>
-      <w:pPr>
-        <w:spacing w:beforeAutospacing="0" w:after="160" w:afterAutospacing="0"/>
-        <w:jc w:val="both"/>
-        <w:rPr/>
-      </w:pPr>
-      <w:r>
-        <w:rPr>
-          <w:b w:val="off"/>
-          <w:bCs w:val="off"/>
-          <w:i w:val="off"/>
-          <w:iCs w:val="off"/>
-        </w:rPr>
-        <w:t>Il primo test verifica che il PC riesca a comunicare con il gateway della rete interna:</w:t>
-      </w:r>
-    </w:p>
-    <w:p>
-      <w:pPr>
-        <w:shd w:val="clear" w:fill="f3f4f6"/>
-        <w:spacing w:before="80" w:beforeAutospacing="0" w:after="160" w:afterAutospacing="0"/>
-        <w:jc w:val="both"/>
-        <w:rPr/>
-      </w:pPr>
-      <w:r>
-        <w:rPr>
-          <w:rFonts w:ascii="Consolas" w:cs="Consolas" w:eastAsia="Consolas" w:hAnsi="Consolas"/>
-          <w:sz w:val="20"/>
-          <w:szCs w:val="20"/>
-        </w:rPr>
-        <w:t>ping 192.168.10.1</w:t>
-      </w:r>
-    </w:p>
-    <w:p>
-      <w:pPr>
         <w:spacing w:before="120" w:beforeAutospacing="0" w:after="80" w:afterAutospacing="0"/>
         <w:jc w:val="both"/>
         <w:rPr/>
       </w:pPr>
+    </w:p>
+    <w:p>
+      <w:pPr>
+        <w:spacing w:before="120" w:beforeAutospacing="0" w:after="80" w:afterAutospacing="0"/>
+        <w:jc w:val="both"/>
+        <w:rPr/>
+      </w:pPr>
       <w:r>
         <w:rPr/>
         <w:drawing xmlns:mc="http://schemas.openxmlformats.org/markup-compatibility/2006">
-          <wp:inline distT="0" distB="0" distL="0" distR="0">
-            <wp:extent cx="4067175" cy="1838325"/>
+          <wp:inline>
+            <wp:extent cx="2748915" cy="791845"/>
             <wp:effectExtent l="0" t="0" r="0" b="0"/>
-            <wp:docPr id="75" name="Picture 5"/>
+            <wp:docPr id="94" name="Picture 94"/>
             <wp:cNvGraphicFramePr>
               <a:graphicFrameLocks xmlns:a="http://schemas.openxmlformats.org/drawingml/2006/main" noChangeAspect="1"/>
             </wp:cNvGraphicFramePr>
@@ -1461,13 +1403,181 @@
               <a:graphicData uri="http://schemas.openxmlformats.org/drawingml/2006/picture">
                 <pic:pic xmlns:pic="http://schemas.openxmlformats.org/drawingml/2006/picture">
                   <pic:nvPicPr>
-                    <pic:cNvPr id="56" name="Picture 5"/>
+                    <pic:cNvPr id="4" name=""/>
+                    <pic:cNvPicPr>
+                      <a:picLocks noGrp="0" noSelect="0" noChangeAspect="1" noMove="0"/>
+                    </pic:cNvPicPr>
+                  </pic:nvPicPr>
+                  <pic:blipFill>
+                    <a:blip r:embed="rId117"/>
+                    <a:srcRect/>
+                    <a:stretch>
+                      <a:fillRect/>
+                    </a:stretch>
+                  </pic:blipFill>
+                  <pic:spPr>
+                    <a:xfrm>
+                      <a:off x="0" y="0"/>
+                      <a:ext cx="2748915" cy="791845"/>
+                    </a:xfrm>
+                    <a:prstGeom prst="rect">
+                      <a:avLst/>
+                    </a:prstGeom>
+                  </pic:spPr>
+                </pic:pic>
+              </a:graphicData>
+            </a:graphic>
+          </wp:inline>
+        </w:drawing>
+      </w:r>
+      <w:r>
+        <w:rPr/>
+        <w:t xml:space="preserve">             </w:t>
+      </w:r>
+      <w:r>
+        <w:rPr/>
+        <w:drawing xmlns:mc="http://schemas.openxmlformats.org/markup-compatibility/2006">
+          <wp:inline>
+            <wp:extent cx="2620010" cy="782955"/>
+            <wp:effectExtent l="0" t="0" r="0" b="0"/>
+            <wp:docPr id="95" name="Picture 95"/>
+            <wp:cNvGraphicFramePr>
+              <a:graphicFrameLocks xmlns:a="http://schemas.openxmlformats.org/drawingml/2006/main" noChangeAspect="1"/>
+            </wp:cNvGraphicFramePr>
+            <a:graphic xmlns:a="http://schemas.openxmlformats.org/drawingml/2006/main">
+              <a:graphicData uri="http://schemas.openxmlformats.org/drawingml/2006/picture">
+                <pic:pic xmlns:pic="http://schemas.openxmlformats.org/drawingml/2006/picture">
+                  <pic:nvPicPr>
+                    <pic:cNvPr id="3" name=""/>
+                    <pic:cNvPicPr>
+                      <a:picLocks noGrp="0" noSelect="0" noChangeAspect="1" noMove="0"/>
+                    </pic:cNvPicPr>
+                  </pic:nvPicPr>
+                  <pic:blipFill>
+                    <a:blip r:embed="rId118"/>
+                    <a:srcRect/>
+                    <a:stretch>
+                      <a:fillRect/>
+                    </a:stretch>
+                  </pic:blipFill>
+                  <pic:spPr>
+                    <a:xfrm>
+                      <a:off x="0" y="0"/>
+                      <a:ext cx="2620010" cy="782955"/>
+                    </a:xfrm>
+                    <a:prstGeom prst="rect">
+                      <a:avLst/>
+                    </a:prstGeom>
+                  </pic:spPr>
+                </pic:pic>
+              </a:graphicData>
+            </a:graphic>
+          </wp:inline>
+        </w:drawing>
+      </w:r>
+    </w:p>
+    <w:p>
+      <w:pPr>
+        <w:pStyle w:val="Heading1"/>
+        <w:jc w:val="both"/>
+        <w:rPr/>
+      </w:pPr>
+    </w:p>
+    <w:p>
+      <w:pPr>
+        <w:pStyle w:val="Heading1"/>
+        <w:jc w:val="both"/>
+        <w:rPr/>
+      </w:pPr>
+      <w:r>
+        <w:t>6. Test della rete</w:t>
+      </w:r>
+    </w:p>
+    <w:p>
+      <w:pPr>
+        <w:spacing w:beforeAutospacing="0" w:after="160" w:afterAutospacing="0"/>
+        <w:jc w:val="both"/>
+        <w:rPr/>
+      </w:pPr>
+      <w:r>
+        <w:rPr>
+          <w:b w:val="off"/>
+          <w:bCs w:val="off"/>
+          <w:i w:val="off"/>
+          <w:iCs w:val="off"/>
+        </w:rPr>
+        <w:t>Per verificare il corretto funzionamento della rete sono stati eseguiti due test con il comando ping dal PC del piano terra.</w:t>
+      </w:r>
+    </w:p>
+    <w:p>
+      <w:pPr>
+        <w:pStyle w:val="Heading2"/>
+        <w:jc w:val="both"/>
+        <w:rPr/>
+      </w:pPr>
+      <w:r>
+        <w:t>6.1 Test verso il router centrale</w:t>
+      </w:r>
+    </w:p>
+    <w:p>
+      <w:pPr>
+        <w:spacing w:beforeAutospacing="0" w:after="160" w:afterAutospacing="0"/>
+        <w:jc w:val="both"/>
+        <w:rPr/>
+      </w:pPr>
+      <w:r>
+        <w:rPr>
+          <w:b w:val="off"/>
+          <w:bCs w:val="off"/>
+          <w:i w:val="off"/>
+          <w:iCs w:val="off"/>
+        </w:rPr>
+        <w:t>Il primo test verifica che il PC riesca a comunicare con il gateway della rete interna:</w:t>
+      </w:r>
+    </w:p>
+    <w:p>
+      <w:pPr>
+        <w:shd w:val="clear" w:fill="f3f4f6"/>
+        <w:spacing w:before="80" w:beforeAutospacing="0" w:after="160" w:afterAutospacing="0"/>
+        <w:jc w:val="both"/>
+        <w:rPr/>
+      </w:pPr>
+      <w:r>
+        <w:rPr>
+          <w:rFonts w:ascii="Consolas" w:cs="Consolas" w:eastAsia="Consolas" w:hAnsi="Consolas"/>
+          <w:sz w:val="20"/>
+          <w:szCs w:val="20"/>
+        </w:rPr>
+        <w:t>ping 192.168.10.1</w:t>
+      </w:r>
+    </w:p>
+    <w:p>
+      <w:pPr>
+        <w:spacing w:before="120" w:beforeAutospacing="0" w:after="80" w:afterAutospacing="0"/>
+        <w:jc w:val="both"/>
+        <w:rPr/>
+      </w:pPr>
+      <w:r>
+        <w:rPr/>
+        <w:drawing xmlns:mc="http://schemas.openxmlformats.org/markup-compatibility/2006">
+          <wp:inline distT="0" distB="0" distL="0" distR="0">
+            <wp:extent cx="4067175" cy="1838325"/>
+            <wp:effectExtent l="0" t="0" r="0" b="0"/>
+            <wp:docPr id="96" name="Picture 5"/>
+            <wp:cNvGraphicFramePr>
+              <a:graphicFrameLocks xmlns:a="http://schemas.openxmlformats.org/drawingml/2006/main" noChangeAspect="1"/>
+            </wp:cNvGraphicFramePr>
+            <a:graphic xmlns:a="http://schemas.openxmlformats.org/drawingml/2006/main">
+              <a:graphicData uri="http://schemas.openxmlformats.org/drawingml/2006/picture">
+                <pic:pic xmlns:pic="http://schemas.openxmlformats.org/drawingml/2006/picture">
+                  <pic:nvPicPr>
+                    <pic:cNvPr id="75" name="Picture 5"/>
                     <pic:cNvPicPr>
                       <a:picLocks noChangeAspect="1" noChangeArrowheads="1"/>
                     </pic:cNvPicPr>
                   </pic:nvPicPr>
                   <pic:blipFill>
-                    <a:blip r:embed="rId98"/>
+                    <a:blip r:embed="rId119"/>
                     <a:srcRect/>
                     <a:stretch>
                       <a:fillRect/>
@@ -1543,7 +1653,7 @@
           <wp:inline distT="0" distB="0" distL="0" distR="0">
             <wp:extent cx="4067175" cy="2162175"/>
             <wp:effectExtent l="0" t="0" r="0" b="0"/>
-            <wp:docPr id="76" name="Picture 6"/>
+            <wp:docPr id="97" name="Picture 6"/>
             <wp:cNvGraphicFramePr>
               <a:graphicFrameLocks xmlns:a="http://schemas.openxmlformats.org/drawingml/2006/main" noChangeAspect="1"/>
             </wp:cNvGraphicFramePr>
@@ -1551,13 +1661,13 @@
               <a:graphicData uri="http://schemas.openxmlformats.org/drawingml/2006/picture">
                 <pic:pic xmlns:pic="http://schemas.openxmlformats.org/drawingml/2006/picture">
                   <pic:nvPicPr>
-                    <pic:cNvPr id="57" name="Picture 6"/>
+                    <pic:cNvPr id="76" name="Picture 6"/>
                     <pic:cNvPicPr>
                       <a:picLocks noChangeAspect="1" noChangeArrowheads="1"/>
                     </pic:cNvPicPr>
                   </pic:nvPicPr>
                   <pic:blipFill>
-                    <a:blip r:embed="rId99"/>
+                    <a:blip r:embed="rId120"/>
                     <a:srcRect/>
                     <a:stretch>
                       <a:fillRect/>
@@ -1601,13 +1711,6 @@
         <w:jc w:val="both"/>
         <w:rPr/>
       </w:pPr>
-    </w:p>
-    <w:p>
-      <w:pPr>
-        <w:pStyle w:val="Heading1"/>
-        <w:jc w:val="both"/>
-        <w:rPr/>
-      </w:pPr>
       <w:r>
         <w:t>7. Test con Kali Linux e Metasploitable</w:t>
       </w:r>
@@ -1791,10 +1894,10 @@
           <w:iCs w:val="off"/>
         </w:rPr>
         <w:drawing xmlns:mc="http://schemas.openxmlformats.org/markup-compatibility/2006">
-          <wp:inline>
+          <wp:inline distT="0" distB="0" distL="0" distR="0">
             <wp:extent cx="5943600" cy="3443605"/>
             <wp:effectExtent l="0" t="0" r="0" b="0"/>
-            <wp:docPr id="77" name="Picture 77"/>
+            <wp:docPr id="98" name="Picture 77"/>
             <wp:cNvGraphicFramePr>
               <a:graphicFrameLocks xmlns:a="http://schemas.openxmlformats.org/drawingml/2006/main" noChangeAspect="1"/>
             </wp:cNvGraphicFramePr>
@@ -1802,13 +1905,13 @@
               <a:graphicData uri="http://schemas.openxmlformats.org/drawingml/2006/picture">
                 <pic:pic xmlns:pic="http://schemas.openxmlformats.org/drawingml/2006/picture">
                   <pic:nvPicPr>
-                    <pic:cNvPr id="2" name=""/>
+                    <pic:cNvPr id="77" name="Picture 77"/>
                     <pic:cNvPicPr>
                       <a:picLocks noGrp="0" noSelect="0" noChangeAspect="1" noMove="0"/>
                     </pic:cNvPicPr>
                   </pic:nvPicPr>
                   <pic:blipFill>
-                    <a:blip r:embed="rId100"/>
+                    <a:blip r:embed="rId121"/>
                     <a:srcRect/>
                     <a:stretch>
                       <a:fillRect/>
@@ -1855,10 +1958,10 @@
       <w:r>
         <w:rPr/>
         <w:drawing xmlns:mc="http://schemas.openxmlformats.org/markup-compatibility/2006">
-          <wp:inline>
-            <wp:extent cx="3072130" cy="1706880"/>
+          <wp:inline distT="0" distB="0" distL="0" distR="0">
+            <wp:extent cx="2769870" cy="1808480"/>
             <wp:effectExtent l="0" t="0" r="0" b="0"/>
-            <wp:docPr id="78" name="Picture 78"/>
+            <wp:docPr id="99" name="Picture 78"/>
             <wp:cNvGraphicFramePr>
               <a:graphicFrameLocks xmlns:a="http://schemas.openxmlformats.org/drawingml/2006/main" noChangeAspect="1"/>
             </wp:cNvGraphicFramePr>
@@ -1866,13 +1969,13 @@
               <a:graphicData uri="http://schemas.openxmlformats.org/drawingml/2006/picture">
                 <pic:pic xmlns:pic="http://schemas.openxmlformats.org/drawingml/2006/picture">
                   <pic:nvPicPr>
-                    <pic:cNvPr id="3" name=""/>
+                    <pic:cNvPr id="78" name="Picture 78"/>
                     <pic:cNvPicPr>
                       <a:picLocks noGrp="0" noSelect="0" noChangeAspect="1" noMove="0"/>
                     </pic:cNvPicPr>
                   </pic:nvPicPr>
                   <pic:blipFill>
-                    <a:blip r:embed="rId101"/>
+                    <a:blip r:embed="rId122"/>
                     <a:srcRect/>
                     <a:stretch>
                       <a:fillRect/>
@@ -1881,7 +1984,7 @@
                   <pic:spPr>
                     <a:xfrm>
                       <a:off x="0" y="0"/>
-                      <a:ext cx="3072130" cy="1706880"/>
+                      <a:ext cx="2769870" cy="1808480"/>
                     </a:xfrm>
                     <a:prstGeom prst="rect">
                       <a:avLst/>
@@ -1979,10 +2082,10 @@
       <w:r>
         <w:rPr/>
         <w:drawing xmlns:mc="http://schemas.openxmlformats.org/markup-compatibility/2006">
-          <wp:inline>
+          <wp:inline distT="0" distB="0" distL="0" distR="0">
             <wp:extent cx="5943600" cy="3041650"/>
             <wp:effectExtent l="0" t="0" r="0" b="0"/>
-            <wp:docPr id="79" name="Picture 79"/>
+            <wp:docPr id="100" name="Picture 79"/>
             <wp:cNvGraphicFramePr>
               <a:graphicFrameLocks xmlns:a="http://schemas.openxmlformats.org/drawingml/2006/main" noChangeAspect="1"/>
             </wp:cNvGraphicFramePr>
@@ -1990,13 +2093,13 @@
               <a:graphicData uri="http://schemas.openxmlformats.org/drawingml/2006/picture">
                 <pic:pic xmlns:pic="http://schemas.openxmlformats.org/drawingml/2006/picture">
                   <pic:nvPicPr>
-                    <pic:cNvPr id="4" name=""/>
+                    <pic:cNvPr id="79" name="Picture 79"/>
                     <pic:cNvPicPr>
                       <a:picLocks noGrp="0" noSelect="0" noChangeAspect="1" noMove="0"/>
                     </pic:cNvPicPr>
                   </pic:nvPicPr>
                   <pic:blipFill>
-                    <a:blip r:embed="rId102"/>
+                    <a:blip r:embed="rId123"/>
                     <a:srcRect/>
                     <a:stretch>
                       <a:fillRect/>
@@ -2126,7 +2229,12 @@
       <w:pPr>
         <w:spacing w:before="120" w:beforeAutospacing="0" w:after="80" w:afterAutospacing="0"/>
         <w:jc w:val="both"/>
-        <w:rPr/>
+        <w:rPr>
+          <w:b w:val="off"/>
+          <w:bCs w:val="off"/>
+          <w:i w:val="off"/>
+          <w:iCs w:val="off"/>
+        </w:rPr>
       </w:pPr>
       <w:r>
         <w:rPr/>
@@ -2134,7 +2242,7 @@
           <wp:inline distT="0" distB="0" distL="0" distR="0">
             <wp:extent cx="5076825" cy="2371725"/>
             <wp:effectExtent l="0" t="0" r="0" b="0"/>
-            <wp:docPr id="80" name="Picture 10"/>
+            <wp:docPr id="101" name="Picture 10"/>
             <wp:cNvGraphicFramePr>
               <a:graphicFrameLocks xmlns:a="http://schemas.openxmlformats.org/drawingml/2006/main" noChangeAspect="1"/>
             </wp:cNvGraphicFramePr>
@@ -2142,13 +2250,13 @@
               <a:graphicData uri="http://schemas.openxmlformats.org/drawingml/2006/picture">
                 <pic:pic xmlns:pic="http://schemas.openxmlformats.org/drawingml/2006/picture">
                   <pic:nvPicPr>
-                    <pic:cNvPr id="61" name="Picture 10"/>
+                    <pic:cNvPr id="80" name="Picture 10"/>
                     <pic:cNvPicPr>
                       <a:picLocks noChangeAspect="1" noChangeArrowheads="1"/>
                     </pic:cNvPicPr>
                   </pic:nvPicPr>
                   <pic:blipFill>
-                    <a:blip r:embed="rId103"/>
+                    <a:blip r:embed="rId124"/>
                     <a:srcRect/>
                     <a:stretch>
                       <a:fillRect/>
@@ -2169,10 +2277,19 @@
           </wp:inline>
         </w:drawing>
       </w:r>
-    </w:p>
-    <w:p>
-      <w:pPr>
-        <w:spacing w:beforeAutospacing="0" w:after="160" w:afterAutospacing="0"/>
+      <w:r>
+        <w:rPr>
+          <w:b w:val="off"/>
+          <w:bCs w:val="off"/>
+          <w:i w:val="off"/>
+          <w:iCs w:val="off"/>
+        </w:rPr>
+        <w:t xml:space="preserve"> </w:t>
+      </w:r>
+    </w:p>
+    <w:p>
+      <w:pPr>
+        <w:spacing w:before="120" w:beforeAutospacing="0" w:after="80" w:afterAutospacing="0"/>
         <w:jc w:val="both"/>
         <w:rPr/>
       </w:pPr>
@@ -2284,7 +2401,7 @@
           <wp:inline distT="0" distB="0" distL="0" distR="0">
             <wp:extent cx="5943600" cy="3112770"/>
             <wp:effectExtent l="0" t="0" r="0" b="0"/>
-            <wp:docPr id="81" name="Picture 11"/>
+            <wp:docPr id="102" name="Picture 11"/>
             <wp:cNvGraphicFramePr>
               <a:graphicFrameLocks xmlns:a="http://schemas.openxmlformats.org/drawingml/2006/main" noChangeAspect="1"/>
             </wp:cNvGraphicFramePr>
@@ -2292,13 +2409,13 @@
               <a:graphicData uri="http://schemas.openxmlformats.org/drawingml/2006/picture">
                 <pic:pic xmlns:pic="http://schemas.openxmlformats.org/drawingml/2006/picture">
                   <pic:nvPicPr>
-                    <pic:cNvPr id="62" name="Picture 11"/>
+                    <pic:cNvPr id="81" name="Picture 11"/>
                     <pic:cNvPicPr>
                       <a:picLocks noGrp="0" noSelect="0" noChangeAspect="1" noMove="0"/>
                     </pic:cNvPicPr>
                   </pic:nvPicPr>
                   <pic:blipFill>
-                    <a:blip r:embed="rId104"/>
+                    <a:blip r:embed="rId125"/>
                     <a:srcRect/>
                     <a:stretch>
                       <a:fillRect/>
@@ -2426,7 +2543,7 @@
           <wp:inline distT="0" distB="0" distL="0" distR="0">
             <wp:extent cx="5943600" cy="3112770"/>
             <wp:effectExtent l="0" t="0" r="0" b="0"/>
-            <wp:docPr id="82" name="Picture 12"/>
+            <wp:docPr id="103" name="Picture 12"/>
             <wp:cNvGraphicFramePr>
               <a:graphicFrameLocks xmlns:a="http://schemas.openxmlformats.org/drawingml/2006/main" noChangeAspect="1"/>
             </wp:cNvGraphicFramePr>
@@ -2434,13 +2551,13 @@
               <a:graphicData uri="http://schemas.openxmlformats.org/drawingml/2006/picture">
                 <pic:pic xmlns:pic="http://schemas.openxmlformats.org/drawingml/2006/picture">
                   <pic:nvPicPr>
-                    <pic:cNvPr id="63" name="Picture 12"/>
+                    <pic:cNvPr id="82" name="Picture 12"/>
                     <pic:cNvPicPr>
                       <a:picLocks noGrp="0" noSelect="0" noChangeAspect="1" noMove="0"/>
                     </pic:cNvPicPr>
                   </pic:nvPicPr>
                   <pic:blipFill>
-                    <a:blip r:embed="rId105"/>
+                    <a:blip r:embed="rId126"/>
                     <a:srcRect/>
                     <a:stretch>
                       <a:fillRect/>
@@ -2500,7 +2617,7 @@
           <wp:inline distT="0" distB="0" distL="0" distR="0">
             <wp:extent cx="2987675" cy="2834005"/>
             <wp:effectExtent l="0" t="0" r="0" b="0"/>
-            <wp:docPr id="83" name="Picture 13"/>
+            <wp:docPr id="104" name="Picture 13"/>
             <wp:cNvGraphicFramePr>
               <a:graphicFrameLocks xmlns:a="http://schemas.openxmlformats.org/drawingml/2006/main" noChangeAspect="1"/>
             </wp:cNvGraphicFramePr>
@@ -2508,13 +2625,13 @@
               <a:graphicData uri="http://schemas.openxmlformats.org/drawingml/2006/picture">
                 <pic:pic xmlns:pic="http://schemas.openxmlformats.org/drawingml/2006/picture">
                   <pic:nvPicPr>
-                    <pic:cNvPr id="64" name="Picture 13"/>
+                    <pic:cNvPr id="83" name="Picture 13"/>
                     <pic:cNvPicPr>
                       <a:picLocks noChangeAspect="1" noChangeArrowheads="1"/>
                     </pic:cNvPicPr>
                   </pic:nvPicPr>
                   <pic:blipFill>
-                    <a:blip r:embed="rId106"/>
+                    <a:blip r:embed="rId127"/>
                     <a:srcRect/>
                     <a:stretch>
                       <a:fillRect/>
@@ -2592,7 +2709,7 @@
           <wp:inline distT="0" distB="0" distL="0" distR="0">
             <wp:extent cx="5076825" cy="2819400"/>
             <wp:effectExtent l="0" t="0" r="0" b="0"/>
-            <wp:docPr id="84" name="Picture 14"/>
+            <wp:docPr id="105" name="Picture 14"/>
             <wp:cNvGraphicFramePr>
               <a:graphicFrameLocks xmlns:a="http://schemas.openxmlformats.org/drawingml/2006/main" noChangeAspect="1"/>
             </wp:cNvGraphicFramePr>
@@ -2600,13 +2717,13 @@
               <a:graphicData uri="http://schemas.openxmlformats.org/drawingml/2006/picture">
                 <pic:pic xmlns:pic="http://schemas.openxmlformats.org/drawingml/2006/picture">
                   <pic:nvPicPr>
-                    <pic:cNvPr id="65" name="Picture 14"/>
+                    <pic:cNvPr id="84" name="Picture 14"/>
                     <pic:cNvPicPr>
                       <a:picLocks noChangeAspect="1" noChangeArrowheads="1"/>
                     </pic:cNvPicPr>
                   </pic:nvPicPr>
                   <pic:blipFill>
-                    <a:blip r:embed="rId107"/>
+                    <a:blip r:embed="rId128"/>
                     <a:srcRect/>
                     <a:stretch>
                       <a:fillRect/>
@@ -2815,7 +2932,7 @@
           <wp:inline distT="0" distB="0" distL="0" distR="0">
             <wp:extent cx="4839335" cy="2458085"/>
             <wp:effectExtent l="0" t="0" r="0" b="0"/>
-            <wp:docPr id="85" name="Picture 15"/>
+            <wp:docPr id="106" name="Picture 15"/>
             <wp:cNvGraphicFramePr>
               <a:graphicFrameLocks xmlns:a="http://schemas.openxmlformats.org/drawingml/2006/main" noChangeAspect="1"/>
             </wp:cNvGraphicFramePr>
@@ -2823,13 +2940,13 @@
               <a:graphicData uri="http://schemas.openxmlformats.org/drawingml/2006/picture">
                 <pic:pic xmlns:pic="http://schemas.openxmlformats.org/drawingml/2006/picture">
                   <pic:nvPicPr>
-                    <pic:cNvPr id="66" name="Picture 15"/>
+                    <pic:cNvPr id="85" name="Picture 15"/>
                     <pic:cNvPicPr>
                       <a:picLocks noGrp="0" noSelect="0" noChangeAspect="1" noMove="0"/>
                     </pic:cNvPicPr>
                   </pic:nvPicPr>
                   <pic:blipFill>
-                    <a:blip r:embed="rId108"/>
+                    <a:blip r:embed="rId129"/>
                     <a:srcRect/>
                     <a:stretch>
                       <a:fillRect/>
@@ -2905,7 +3022,7 @@
           <wp:inline distT="0" distB="0" distL="0" distR="0">
             <wp:extent cx="5334000" cy="3105150"/>
             <wp:effectExtent l="0" t="0" r="0" b="0"/>
-            <wp:docPr id="86" name="Picture 16"/>
+            <wp:docPr id="107" name="Picture 16"/>
             <wp:cNvGraphicFramePr>
               <a:graphicFrameLocks xmlns:a="http://schemas.openxmlformats.org/drawingml/2006/main" noChangeAspect="1"/>
             </wp:cNvGraphicFramePr>
@@ -2913,13 +3030,13 @@
               <a:graphicData uri="http://schemas.openxmlformats.org/drawingml/2006/picture">
                 <pic:pic xmlns:pic="http://schemas.openxmlformats.org/drawingml/2006/picture">
                   <pic:nvPicPr>
-                    <pic:cNvPr id="67" name="Picture 16"/>
+                    <pic:cNvPr id="86" name="Picture 16"/>
                     <pic:cNvPicPr>
                       <a:picLocks noChangeAspect="1" noChangeArrowheads="1"/>
                     </pic:cNvPicPr>
                   </pic:nvPicPr>
                   <pic:blipFill>
-                    <a:blip r:embed="rId109"/>
+                    <a:blip r:embed="rId130"/>
                     <a:srcRect/>
                     <a:stretch>
                       <a:fillRect/>
@@ -3002,7 +3119,7 @@
           <wp:inline distT="0" distB="0" distL="0" distR="0">
             <wp:extent cx="4829175" cy="2600325"/>
             <wp:effectExtent l="0" t="0" r="0" b="0"/>
-            <wp:docPr id="87" name="Picture 17"/>
+            <wp:docPr id="108" name="Picture 17"/>
             <wp:cNvGraphicFramePr>
               <a:graphicFrameLocks xmlns:a="http://schemas.openxmlformats.org/drawingml/2006/main" noChangeAspect="1"/>
             </wp:cNvGraphicFramePr>
@@ -3010,13 +3127,13 @@
               <a:graphicData uri="http://schemas.openxmlformats.org/drawingml/2006/picture">
                 <pic:pic xmlns:pic="http://schemas.openxmlformats.org/drawingml/2006/picture">
                   <pic:nvPicPr>
-                    <pic:cNvPr id="68" name="Picture 17"/>
+                    <pic:cNvPr id="87" name="Picture 17"/>
                     <pic:cNvPicPr>
                       <a:picLocks noChangeAspect="1" noChangeArrowheads="1"/>
                     </pic:cNvPicPr>
                   </pic:nvPicPr>
                   <pic:blipFill>
-                    <a:blip r:embed="rId110"/>
+                    <a:blip r:embed="rId131"/>
                     <a:srcRect/>
                     <a:stretch>
                       <a:fillRect/>
@@ -6005,7 +6122,7 @@
           <wp:inline distT="0" distB="0" distL="0" distR="0">
             <wp:extent cx="6248400" cy="3197225"/>
             <wp:effectExtent l="0" t="0" r="0" b="0"/>
-            <wp:docPr id="88" name="Picture 2"/>
+            <wp:docPr id="109" name="Picture 2"/>
             <wp:cNvGraphicFramePr>
               <a:graphicFrameLocks xmlns:a="http://schemas.openxmlformats.org/drawingml/2006/main" noChangeAspect="1"/>
             </wp:cNvGraphicFramePr>
@@ -6013,13 +6130,13 @@
               <a:graphicData uri="http://schemas.openxmlformats.org/drawingml/2006/picture">
                 <pic:pic xmlns:pic="http://schemas.openxmlformats.org/drawingml/2006/picture">
                   <pic:nvPicPr>
-                    <pic:cNvPr id="69" name="Picture 2"/>
+                    <pic:cNvPr id="88" name="Picture 2"/>
                     <pic:cNvPicPr>
                       <a:picLocks noGrp="0" noSelect="0" noChangeAspect="1" noMove="0"/>
                     </pic:cNvPicPr>
                   </pic:nvPicPr>
                   <pic:blipFill>
-                    <a:blip r:embed="rId111"/>
+                    <a:blip r:embed="rId132"/>
                     <a:srcRect/>
                     <a:stretch>
                       <a:fillRect/>
@@ -6091,7 +6208,7 @@
           <wp:inline distT="0" distB="0" distL="0" distR="0">
             <wp:extent cx="0" cy="0"/>
             <wp:effectExtent l="0" t="0" r="0" b="0"/>
-            <wp:docPr id="89" name="Picture 3"/>
+            <wp:docPr id="110" name="Picture 3"/>
             <wp:cNvGraphicFramePr>
               <a:graphicFrameLocks xmlns:a="http://schemas.openxmlformats.org/drawingml/2006/main" noChangeAspect="1"/>
             </wp:cNvGraphicFramePr>
@@ -6099,13 +6216,13 @@
               <a:graphicData uri="http://schemas.openxmlformats.org/drawingml/2006/picture">
                 <pic:pic xmlns:pic="http://schemas.openxmlformats.org/drawingml/2006/picture">
                   <pic:nvPicPr>
-                    <pic:cNvPr id="70" name="Picture 3"/>
+                    <pic:cNvPr id="89" name="Picture 3"/>
                     <pic:cNvPicPr>
                       <a:picLocks noChangeAspect="1" noChangeArrowheads="1"/>
                     </pic:cNvPicPr>
                   </pic:nvPicPr>
                   <pic:blipFill>
-                    <a:blip r:embed="rId112"/>
+                    <a:blip r:embed="rId133"/>
                     <a:srcRect/>
                     <a:stretch>
                       <a:fillRect/>
@@ -6139,7 +6256,7 @@
           <wp:inline distT="0" distB="0" distL="0" distR="0">
             <wp:extent cx="6248400" cy="3197225"/>
             <wp:effectExtent l="0" t="0" r="0" b="0"/>
-            <wp:docPr id="90" name="Picture 4"/>
+            <wp:docPr id="111" name="Picture 4"/>
             <wp:cNvGraphicFramePr>
               <a:graphicFrameLocks xmlns:a="http://schemas.openxmlformats.org/drawingml/2006/main" noChangeAspect="1"/>
             </wp:cNvGraphicFramePr>
@@ -6147,13 +6264,13 @@
               <a:graphicData uri="http://schemas.openxmlformats.org/drawingml/2006/picture">
                 <pic:pic xmlns:pic="http://schemas.openxmlformats.org/drawingml/2006/picture">
                   <pic:nvPicPr>
-                    <pic:cNvPr id="71" name="Picture 4"/>
+                    <pic:cNvPr id="90" name="Picture 4"/>
                     <pic:cNvPicPr>
                       <a:picLocks noGrp="0" noSelect="0" noChangeAspect="1" noMove="0"/>
                     </pic:cNvPicPr>
                   </pic:nvPicPr>
                   <pic:blipFill>
-                    <a:blip r:embed="rId113"/>
+                    <a:blip r:embed="rId134"/>
                     <a:srcRect/>
                     <a:stretch>
                       <a:fillRect/>
